--- a/Практика 2/Старых_Егор_Викторович_ЭФБО-12-25_Практика№2.docx
+++ b/Практика 2/Старых_Егор_Викторович_ЭФБО-12-25_Практика№2.docx
@@ -91,8 +91,6 @@
           <w:rFonts w:eastAsia="Times New Roman"/>
         </w:rPr>
       </w:pPr>
-      <w:bookmarkStart w:id="0" w:name="_GoBack"/>
-      <w:bookmarkEnd w:id="0"/>
     </w:p>
     <w:p>
       <w:pPr>
@@ -177,7 +175,19 @@
         <w:rPr>
           <w:rFonts w:eastAsia="Times New Roman"/>
         </w:rPr>
-        <w:t>по дисциплине «Технологии индустриального программирования»</w:t>
+        <w:t>по дисциплине «</w:t>
+      </w:r>
+      <w:r>
+        <w:rPr>
+          <w:rFonts w:eastAsia="Times New Roman"/>
+        </w:rPr>
+        <w:t>Алгоритмы и структуры данных</w:t>
+      </w:r>
+      <w:r>
+        <w:rPr>
+          <w:rFonts w:eastAsia="Times New Roman"/>
+        </w:rPr>
+        <w:t>»</w:t>
       </w:r>
     </w:p>
     <w:p>
@@ -323,6 +333,7 @@
         <w:ind w:left="4535"/>
         <w:rPr>
           <w:rFonts w:eastAsia="Times New Roman"/>
+          <w:lang w:val="en-AU"/>
         </w:rPr>
       </w:pPr>
       <w:proofErr w:type="gramStart"/>
@@ -337,8 +348,10 @@
         <w:rPr>
           <w:rFonts w:eastAsia="Times New Roman"/>
         </w:rPr>
-        <w:t xml:space="preserve"> Егор Викторовича</w:t>
+        <w:t xml:space="preserve"> Егор Викторович</w:t>
       </w:r>
+      <w:bookmarkStart w:id="0" w:name="_GoBack"/>
+      <w:bookmarkEnd w:id="0"/>
     </w:p>
     <w:p>
       <w:pPr>
@@ -22520,7 +22533,7 @@
   <a:extraClrSchemeLst/>
   <a:extLst>
     <a:ext uri="{05A4C25C-085E-4340-85A3-A5531E510DB2}">
-      <thm15:themeFamily xmlns="" xmlns:thm15="http://schemas.microsoft.com/office/thememl/2012/main" name="Office Theme" id="{62F939B6-93AF-4DB8-9C6B-D6C7DFDC589F}" vid="{4A3C46E8-61CC-4603-A589-7422A47A8E4A}"/>
+      <thm15:themeFamily xmlns:thm15="http://schemas.microsoft.com/office/thememl/2012/main" xmlns="" name="Office Theme" id="{62F939B6-93AF-4DB8-9C6B-D6C7DFDC589F}" vid="{4A3C46E8-61CC-4603-A589-7422A47A8E4A}"/>
     </a:ext>
   </a:extLst>
 </a:theme>
@@ -22531,7 +22544,7 @@
 </file>
 
 <file path=customXml/itemProps1.xml><?xml version="1.0" encoding="utf-8"?>
-<ds:datastoreItem xmlns:ds="http://schemas.openxmlformats.org/officeDocument/2006/customXml" ds:itemID="{D50007D9-7EA8-4E77-9C77-2B21EB9DC0EE}">
+<ds:datastoreItem xmlns:ds="http://schemas.openxmlformats.org/officeDocument/2006/customXml" ds:itemID="{244BDDE0-FDF9-4EE2-832E-1096618A9BC3}">
   <ds:schemaRefs>
     <ds:schemaRef ds:uri="http://schemas.openxmlformats.org/officeDocument/2006/bibliography"/>
   </ds:schemaRefs>
